--- a/backend/templates/bbnt_sassy_fb_nonop.v2.docx
+++ b/backend/templates/bbnt_sassy_fb_nonop.v2.docx
@@ -384,7 +384,7 @@
           <w:sz w:val="24"/>
           <w:szCs w:val="24"/>
         </w:rPr>
-        <w:t>ký ngày XX  tháng XX năm 20XX</w:t>
+        <w:t>{{contract_signed}}</w:t>
       </w:r>
       <w:commentRangeEnd w:id="0"/>
       <w:r>

--- a/backend/templates/bbnt_sassy_fb_nonop.v2.docx
+++ b/backend/templates/bbnt_sassy_fb_nonop.v2.docx
@@ -1075,6 +1075,738 @@
           <w:szCs w:val="24"/>
         </w:rPr>
         <w:t>Sau chương trình, Bên A tổng kết tổng doanh số của chiến dịch như sau:</w:t>
+      </w:r>
+    </w:p>
+    <w:p>
+      <w:r>
+        <w:t>{{brand_section_start}}</w:t>
+      </w:r>
+    </w:p>
+    <w:p>
+      <w:r>
+        <w:rPr>
+          <w:rFonts w:ascii="Times New Roman" w:eastAsia="Times New Roman" w:hAnsi="Times New Roman" w:cs="Times New Roman"/>
+          <w:b/>
+          <w:color w:val="000000"/>
+          <w:sz w:val="24"/>
+          <w:szCs w:val="24"/>
+        </w:rPr>
+        <w:t>{{brand.index}}. {{brand.name}}</w:t>
+      </w:r>
+    </w:p>
+    <w:tbl>
+      <w:tblPr>
+        <w:tblStyle w:val="a0"/>
+        <w:tblW w:w="9040" w:type="dxa"/>
+        <w:tblBorders>
+          <w:top w:val="single" w:sz="4" w:space="0" w:color="000000"/>
+          <w:left w:val="single" w:sz="4" w:space="0" w:color="000000"/>
+          <w:bottom w:val="single" w:sz="4" w:space="0" w:color="000000"/>
+          <w:right w:val="single" w:sz="4" w:space="0" w:color="000000"/>
+          <w:insideH w:val="single" w:sz="4" w:space="0" w:color="000000"/>
+          <w:insideV w:val="single" w:sz="4" w:space="0" w:color="000000"/>
+        </w:tblBorders>
+        <w:tblLayout w:type="fixed"/>
+        <w:tblLook w:val="0400" w:firstRow="0" w:lastRow="0" w:firstColumn="0" w:lastColumn="0" w:noHBand="0" w:noVBand="1"/>
+      </w:tblPr>
+      <w:tblGrid>
+        <w:gridCol w:w="5665"/>
+        <w:gridCol w:w="1276"/>
+        <w:gridCol w:w="2099"/>
+      </w:tblGrid>
+      <w:tr>
+        <w:tc>
+          <w:tcPr>
+            <w:tcW w:w="5665" w:type="dxa"/>
+            <w:vAlign w:val="center"/>
+          </w:tcPr>
+          <w:p>
+            <w:pPr>
+              <w:jc w:val="center"/>
+              <w:rPr>
+                <w:rFonts w:ascii="Times New Roman" w:eastAsia="Times New Roman" w:hAnsi="Times New Roman" w:cs="Times New Roman"/>
+                <w:b/>
+                <w:color w:val="000000"/>
+                <w:sz w:val="24"/>
+                <w:szCs w:val="24"/>
+              </w:rPr>
+            </w:pPr>
+            <w:r>
+              <w:rPr>
+                <w:rFonts w:ascii="Times New Roman" w:eastAsia="Times New Roman" w:hAnsi="Times New Roman" w:cs="Times New Roman"/>
+                <w:b/>
+                <w:color w:val="000000"/>
+                <w:sz w:val="24"/>
+                <w:szCs w:val="24"/>
+              </w:rPr>
+              <w:t>TÊN SẢN PHẨM</w:t>
+            </w:r>
+          </w:p>
+        </w:tc>
+        <w:tc>
+          <w:tcPr>
+            <w:tcW w:w="1276" w:type="dxa"/>
+            <w:vAlign w:val="center"/>
+          </w:tcPr>
+          <w:p>
+            <w:pPr>
+              <w:jc w:val="center"/>
+              <w:rPr>
+                <w:rFonts w:ascii="Times New Roman" w:eastAsia="Times New Roman" w:hAnsi="Times New Roman" w:cs="Times New Roman"/>
+                <w:b/>
+                <w:color w:val="000000"/>
+                <w:sz w:val="24"/>
+                <w:szCs w:val="24"/>
+              </w:rPr>
+            </w:pPr>
+            <w:r>
+              <w:rPr>
+                <w:rFonts w:ascii="Times New Roman" w:eastAsia="Times New Roman" w:hAnsi="Times New Roman" w:cs="Times New Roman"/>
+                <w:b/>
+                <w:color w:val="000000"/>
+                <w:sz w:val="24"/>
+                <w:szCs w:val="24"/>
+              </w:rPr>
+              <w:t>SỐ LƯỢNG</w:t>
+            </w:r>
+          </w:p>
+        </w:tc>
+        <w:tc>
+          <w:tcPr>
+            <w:tcW w:w="2099" w:type="dxa"/>
+            <w:vAlign w:val="center"/>
+          </w:tcPr>
+          <w:p>
+            <w:pPr>
+              <w:jc w:val="center"/>
+              <w:rPr>
+                <w:rFonts w:ascii="Times New Roman" w:eastAsia="Times New Roman" w:hAnsi="Times New Roman" w:cs="Times New Roman"/>
+                <w:b/>
+                <w:color w:val="000000"/>
+                <w:sz w:val="24"/>
+                <w:szCs w:val="24"/>
+              </w:rPr>
+            </w:pPr>
+            <w:r>
+              <w:rPr>
+                <w:rFonts w:ascii="Times New Roman" w:eastAsia="Times New Roman" w:hAnsi="Times New Roman" w:cs="Times New Roman"/>
+                <w:b/>
+                <w:color w:val="000000"/>
+                <w:sz w:val="24"/>
+                <w:szCs w:val="24"/>
+              </w:rPr>
+              <w:t>DOANH THU</w:t>
+            </w:r>
+          </w:p>
+        </w:tc>
+      </w:tr>
+      <w:tr>
+        <w:tc>
+          <w:tcPr>
+            <w:tcW w:w="5665" w:type="dxa"/>
+            <w:vAlign w:val="center"/>
+          </w:tcPr>
+          <w:p>
+            <w:pPr>
+              <w:jc w:val="center"/>
+              <w:rPr>
+                <w:rFonts w:ascii="Times New Roman" w:eastAsia="Times New Roman" w:hAnsi="Times New Roman" w:cs="Times New Roman"/>
+                <w:sz w:val="24"/>
+                <w:szCs w:val="24"/>
+              </w:rPr>
+            </w:pPr>
+            <w:r>
+              <w:rPr>
+                <w:rFonts w:ascii="Times New Roman" w:eastAsia="Times New Roman" w:hAnsi="Times New Roman" w:cs="Times New Roman"/>
+                <w:sz w:val="24"/>
+                <w:szCs w:val="24"/>
+              </w:rPr>
+              <w:t>{{item.name}}</w:t>
+            </w:r>
+          </w:p>
+        </w:tc>
+        <w:tc>
+          <w:tcPr>
+            <w:tcW w:w="1276" w:type="dxa"/>
+            <w:vAlign w:val="center"/>
+          </w:tcPr>
+          <w:p>
+            <w:pPr>
+              <w:jc w:val="center"/>
+              <w:rPr>
+                <w:rFonts w:ascii="Times New Roman" w:eastAsia="Times New Roman" w:hAnsi="Times New Roman" w:cs="Times New Roman"/>
+                <w:sz w:val="24"/>
+                <w:szCs w:val="24"/>
+              </w:rPr>
+            </w:pPr>
+            <w:r>
+              <w:rPr>
+                <w:rFonts w:ascii="Times New Roman" w:eastAsia="Times New Roman" w:hAnsi="Times New Roman" w:cs="Times New Roman"/>
+                <w:sz w:val="24"/>
+                <w:szCs w:val="24"/>
+              </w:rPr>
+              <w:t>{{item.quantity}}</w:t>
+            </w:r>
+          </w:p>
+        </w:tc>
+        <w:tc>
+          <w:tcPr>
+            <w:tcW w:w="2099" w:type="dxa"/>
+            <w:vAlign w:val="center"/>
+          </w:tcPr>
+          <w:p>
+            <w:pPr>
+              <w:jc w:val="center"/>
+              <w:rPr>
+                <w:rFonts w:ascii="Times New Roman" w:eastAsia="Times New Roman" w:hAnsi="Times New Roman" w:cs="Times New Roman"/>
+                <w:sz w:val="24"/>
+                <w:szCs w:val="24"/>
+              </w:rPr>
+            </w:pPr>
+            <w:r>
+              <w:rPr>
+                <w:rFonts w:ascii="Times New Roman" w:eastAsia="Times New Roman" w:hAnsi="Times New Roman" w:cs="Times New Roman"/>
+                <w:sz w:val="24"/>
+                <w:szCs w:val="24"/>
+              </w:rPr>
+              <w:t>{{item.revenue}}</w:t>
+            </w:r>
+          </w:p>
+        </w:tc>
+      </w:tr>
+      <w:tr>
+        <w:tc>
+          <w:tcPr>
+            <w:tcW w:w="5665" w:type="dxa"/>
+            <w:vAlign w:val="center"/>
+          </w:tcPr>
+          <w:p>
+            <w:pPr>
+              <w:jc w:val="center"/>
+              <w:rPr>
+                <w:rFonts w:ascii="Times New Roman" w:eastAsia="Times New Roman" w:hAnsi="Times New Roman" w:cs="Times New Roman"/>
+                <w:b/>
+                <w:color w:val="000000"/>
+                <w:sz w:val="24"/>
+                <w:szCs w:val="24"/>
+              </w:rPr>
+            </w:pPr>
+            <w:r>
+              <w:rPr>
+                <w:rFonts w:ascii="Times New Roman" w:eastAsia="Times New Roman" w:hAnsi="Times New Roman" w:cs="Times New Roman"/>
+                <w:b/>
+                <w:color w:val="000000"/>
+                <w:sz w:val="24"/>
+                <w:szCs w:val="24"/>
+              </w:rPr>
+              <w:t>TỔNG CỘNG</w:t>
+            </w:r>
+          </w:p>
+        </w:tc>
+        <w:tc>
+          <w:tcPr>
+            <w:tcW w:w="1276" w:type="dxa"/>
+            <w:vAlign w:val="center"/>
+          </w:tcPr>
+          <w:p>
+            <w:pPr>
+              <w:jc w:val="center"/>
+              <w:rPr>
+                <w:rFonts w:ascii="Times New Roman" w:eastAsia="Times New Roman" w:hAnsi="Times New Roman" w:cs="Times New Roman"/>
+                <w:b/>
+                <w:sz w:val="24"/>
+                <w:szCs w:val="24"/>
+              </w:rPr>
+            </w:pPr>
+            <w:r>
+              <w:rPr>
+                <w:rFonts w:ascii="Times New Roman" w:eastAsia="Times New Roman" w:hAnsi="Times New Roman" w:cs="Times New Roman"/>
+                <w:b/>
+                <w:sz w:val="24"/>
+                <w:szCs w:val="24"/>
+              </w:rPr>
+              <w:t>{{brand.total_quantity}}</w:t>
+            </w:r>
+          </w:p>
+        </w:tc>
+        <w:tc>
+          <w:tcPr>
+            <w:tcW w:w="2099" w:type="dxa"/>
+            <w:vAlign w:val="center"/>
+          </w:tcPr>
+          <w:p>
+            <w:pPr>
+              <w:jc w:val="center"/>
+              <w:rPr>
+                <w:rFonts w:ascii="Times New Roman" w:eastAsia="Times New Roman" w:hAnsi="Times New Roman" w:cs="Times New Roman"/>
+                <w:b/>
+                <w:sz w:val="24"/>
+                <w:szCs w:val="24"/>
+              </w:rPr>
+            </w:pPr>
+            <w:r>
+              <w:rPr>
+                <w:rFonts w:ascii="Times New Roman" w:eastAsia="Times New Roman" w:hAnsi="Times New Roman" w:cs="Times New Roman"/>
+                <w:b/>
+                <w:sz w:val="24"/>
+                <w:szCs w:val="24"/>
+              </w:rPr>
+              <w:t>{{brand.nmv}}</w:t>
+            </w:r>
+          </w:p>
+        </w:tc>
+      </w:tr>
+    </w:tbl>
+    <w:tbl>
+      <w:tblPr>
+        <w:tblStyle w:val="TableGrid"/>
+        <w:tblW w:w="0" w:type="auto"/>
+        <w:tblLook w:val="04A0" w:firstRow="1" w:lastRow="0" w:firstColumn="1" w:lastColumn="0" w:noHBand="0" w:noVBand="1"/>
+      </w:tblPr>
+      <w:tblGrid>
+        <w:gridCol w:w="3013"/>
+        <w:gridCol w:w="3013"/>
+        <w:gridCol w:w="3014"/>
+      </w:tblGrid>
+      <w:tr>
+        <w:tc>
+          <w:tcPr>
+            <w:tcW w:w="3013" w:type="dxa"/>
+          </w:tcPr>
+          <w:p>
+            <w:pPr>
+              <w:jc w:val="center"/>
+              <w:rPr>
+                <w:rFonts w:ascii="Times New Roman" w:eastAsia="Times New Roman" w:hAnsi="Times New Roman" w:cs="Times New Roman"/>
+                <w:b/>
+                <w:i/>
+                <w:color w:val="000000"/>
+                <w:sz w:val="24"/>
+                <w:szCs w:val="24"/>
+                <w:lang w:val="en-US"/>
+              </w:rPr>
+            </w:pPr>
+            <w:r>
+              <w:rPr>
+                <w:rFonts w:ascii="Times New Roman" w:eastAsia="Times New Roman" w:hAnsi="Times New Roman" w:cs="Times New Roman"/>
+                <w:b/>
+                <w:i/>
+                <w:color w:val="000000"/>
+                <w:sz w:val="24"/>
+                <w:szCs w:val="24"/>
+                <w:lang w:val="en-US"/>
+              </w:rPr>
+              <w:t xml:space="preserve">Doanh </w:t>
+            </w:r>
+            <w:proofErr w:type="spellStart"/>
+            <w:r>
+              <w:rPr>
+                <w:rFonts w:ascii="Times New Roman" w:eastAsia="Times New Roman" w:hAnsi="Times New Roman" w:cs="Times New Roman"/>
+                <w:b/>
+                <w:i/>
+                <w:color w:val="000000"/>
+                <w:sz w:val="24"/>
+                <w:szCs w:val="24"/>
+                <w:lang w:val="en-US"/>
+              </w:rPr>
+              <w:t>thu</w:t>
+            </w:r>
+            <w:proofErr w:type="spellEnd"/>
+            <w:r>
+              <w:rPr>
+                <w:rFonts w:ascii="Times New Roman" w:eastAsia="Times New Roman" w:hAnsi="Times New Roman" w:cs="Times New Roman"/>
+                <w:b/>
+                <w:i/>
+                <w:color w:val="000000"/>
+                <w:sz w:val="24"/>
+                <w:szCs w:val="24"/>
+                <w:lang w:val="en-US"/>
+              </w:rPr>
+              <w:t xml:space="preserve"> </w:t>
+            </w:r>
+            <w:proofErr w:type="spellStart"/>
+            <w:r>
+              <w:rPr>
+                <w:rFonts w:ascii="Times New Roman" w:eastAsia="Times New Roman" w:hAnsi="Times New Roman" w:cs="Times New Roman"/>
+                <w:b/>
+                <w:i/>
+                <w:color w:val="000000"/>
+                <w:sz w:val="24"/>
+                <w:szCs w:val="24"/>
+                <w:lang w:val="en-US"/>
+              </w:rPr>
+              <w:t>ước</w:t>
+            </w:r>
+            <w:proofErr w:type="spellEnd"/>
+            <w:r>
+              <w:rPr>
+                <w:rFonts w:ascii="Times New Roman" w:eastAsia="Times New Roman" w:hAnsi="Times New Roman" w:cs="Times New Roman"/>
+                <w:b/>
+                <w:i/>
+                <w:color w:val="000000"/>
+                <w:sz w:val="24"/>
+                <w:szCs w:val="24"/>
+                <w:lang w:val="en-US"/>
+              </w:rPr>
+              <w:t xml:space="preserve"> </w:t>
+            </w:r>
+            <w:proofErr w:type="spellStart"/>
+            <w:r>
+              <w:rPr>
+                <w:rFonts w:ascii="Times New Roman" w:eastAsia="Times New Roman" w:hAnsi="Times New Roman" w:cs="Times New Roman"/>
+                <w:b/>
+                <w:i/>
+                <w:color w:val="000000"/>
+                <w:sz w:val="24"/>
+                <w:szCs w:val="24"/>
+                <w:lang w:val="en-US"/>
+              </w:rPr>
+              <w:t>tính</w:t>
+            </w:r>
+            <w:proofErr w:type="spellEnd"/>
+            <w:r>
+              <w:rPr>
+                <w:rFonts w:ascii="Times New Roman" w:eastAsia="Times New Roman" w:hAnsi="Times New Roman" w:cs="Times New Roman"/>
+                <w:b/>
+                <w:i/>
+                <w:color w:val="000000"/>
+                <w:sz w:val="24"/>
+                <w:szCs w:val="24"/>
+                <w:lang w:val="en-US"/>
+              </w:rPr>
+              <w:t xml:space="preserve"> (A)</w:t>
+            </w:r>
+          </w:p>
+        </w:tc>
+        <w:tc>
+          <w:tcPr>
+            <w:tcW w:w="3013" w:type="dxa"/>
+          </w:tcPr>
+          <w:p>
+            <w:pPr>
+              <w:jc w:val="center"/>
+              <w:rPr>
+                <w:rFonts w:ascii="Times New Roman" w:eastAsia="Times New Roman" w:hAnsi="Times New Roman" w:cs="Times New Roman"/>
+                <w:b/>
+                <w:i/>
+                <w:color w:val="000000"/>
+                <w:sz w:val="24"/>
+                <w:szCs w:val="24"/>
+                <w:lang w:val="en-US"/>
+              </w:rPr>
+            </w:pPr>
+            <w:r>
+              <w:rPr>
+                <w:rFonts w:ascii="Times New Roman" w:eastAsia="Times New Roman" w:hAnsi="Times New Roman" w:cs="Times New Roman"/>
+                <w:b/>
+                <w:i/>
+                <w:color w:val="000000"/>
+                <w:sz w:val="24"/>
+                <w:szCs w:val="24"/>
+                <w:lang w:val="en-US"/>
+              </w:rPr>
+              <w:t xml:space="preserve">Doanh </w:t>
+            </w:r>
+            <w:proofErr w:type="spellStart"/>
+            <w:r>
+              <w:rPr>
+                <w:rFonts w:ascii="Times New Roman" w:eastAsia="Times New Roman" w:hAnsi="Times New Roman" w:cs="Times New Roman"/>
+                <w:b/>
+                <w:i/>
+                <w:color w:val="000000"/>
+                <w:sz w:val="24"/>
+                <w:szCs w:val="24"/>
+                <w:lang w:val="en-US"/>
+              </w:rPr>
+              <w:t>thu</w:t>
+            </w:r>
+            <w:proofErr w:type="spellEnd"/>
+            <w:r>
+              <w:rPr>
+                <w:rFonts w:ascii="Times New Roman" w:eastAsia="Times New Roman" w:hAnsi="Times New Roman" w:cs="Times New Roman"/>
+                <w:b/>
+                <w:i/>
+                <w:color w:val="000000"/>
+                <w:sz w:val="24"/>
+                <w:szCs w:val="24"/>
+                <w:lang w:val="en-US"/>
+              </w:rPr>
+              <w:t xml:space="preserve"> </w:t>
+            </w:r>
+            <w:proofErr w:type="spellStart"/>
+            <w:r>
+              <w:rPr>
+                <w:rFonts w:ascii="Times New Roman" w:eastAsia="Times New Roman" w:hAnsi="Times New Roman" w:cs="Times New Roman"/>
+                <w:b/>
+                <w:i/>
+                <w:color w:val="000000"/>
+                <w:sz w:val="24"/>
+                <w:szCs w:val="24"/>
+                <w:lang w:val="en-US"/>
+              </w:rPr>
+              <w:t>thực</w:t>
+            </w:r>
+            <w:proofErr w:type="spellEnd"/>
+            <w:r>
+              <w:rPr>
+                <w:rFonts w:ascii="Times New Roman" w:eastAsia="Times New Roman" w:hAnsi="Times New Roman" w:cs="Times New Roman"/>
+                <w:b/>
+                <w:i/>
+                <w:color w:val="000000"/>
+                <w:sz w:val="24"/>
+                <w:szCs w:val="24"/>
+                <w:lang w:val="en-US"/>
+              </w:rPr>
+              <w:t xml:space="preserve"> </w:t>
+            </w:r>
+            <w:proofErr w:type="spellStart"/>
+            <w:r>
+              <w:rPr>
+                <w:rFonts w:ascii="Times New Roman" w:eastAsia="Times New Roman" w:hAnsi="Times New Roman" w:cs="Times New Roman"/>
+                <w:b/>
+                <w:i/>
+                <w:color w:val="000000"/>
+                <w:sz w:val="24"/>
+                <w:szCs w:val="24"/>
+                <w:lang w:val="en-US"/>
+              </w:rPr>
+              <w:t>nhận</w:t>
+            </w:r>
+            <w:proofErr w:type="spellEnd"/>
+            <w:r>
+              <w:rPr>
+                <w:rFonts w:ascii="Times New Roman" w:eastAsia="Times New Roman" w:hAnsi="Times New Roman" w:cs="Times New Roman"/>
+                <w:b/>
+                <w:i/>
+                <w:color w:val="000000"/>
+                <w:sz w:val="24"/>
+                <w:szCs w:val="24"/>
+                <w:lang w:val="en-US"/>
+              </w:rPr>
+              <w:t xml:space="preserve"> (B)</w:t>
+            </w:r>
+          </w:p>
+        </w:tc>
+        <w:tc>
+          <w:tcPr>
+            <w:tcW w:w="3014" w:type="dxa"/>
+          </w:tcPr>
+          <w:p>
+            <w:pPr>
+              <w:jc w:val="center"/>
+              <w:rPr>
+                <w:rFonts w:ascii="Times New Roman" w:eastAsia="Times New Roman" w:hAnsi="Times New Roman" w:cs="Times New Roman"/>
+                <w:b/>
+                <w:i/>
+                <w:color w:val="000000"/>
+                <w:sz w:val="24"/>
+                <w:szCs w:val="24"/>
+                <w:lang w:val="en-US"/>
+              </w:rPr>
+            </w:pPr>
+            <w:proofErr w:type="spellStart"/>
+            <w:r>
+              <w:rPr>
+                <w:rFonts w:ascii="Times New Roman" w:eastAsia="Times New Roman" w:hAnsi="Times New Roman" w:cs="Times New Roman"/>
+                <w:b/>
+                <w:i/>
+                <w:color w:val="000000"/>
+                <w:sz w:val="24"/>
+                <w:szCs w:val="24"/>
+                <w:lang w:val="en-US"/>
+              </w:rPr>
+              <w:t>Tỷ</w:t>
+            </w:r>
+            <w:proofErr w:type="spellEnd"/>
+            <w:r>
+              <w:rPr>
+                <w:rFonts w:ascii="Times New Roman" w:eastAsia="Times New Roman" w:hAnsi="Times New Roman" w:cs="Times New Roman"/>
+                <w:b/>
+                <w:i/>
+                <w:color w:val="000000"/>
+                <w:sz w:val="24"/>
+                <w:szCs w:val="24"/>
+                <w:lang w:val="en-US"/>
+              </w:rPr>
+              <w:t xml:space="preserve"> </w:t>
+            </w:r>
+            <w:proofErr w:type="spellStart"/>
+            <w:r>
+              <w:rPr>
+                <w:rFonts w:ascii="Times New Roman" w:eastAsia="Times New Roman" w:hAnsi="Times New Roman" w:cs="Times New Roman"/>
+                <w:b/>
+                <w:i/>
+                <w:color w:val="000000"/>
+                <w:sz w:val="24"/>
+                <w:szCs w:val="24"/>
+                <w:lang w:val="en-US"/>
+              </w:rPr>
+              <w:t>lệ</w:t>
+            </w:r>
+            <w:proofErr w:type="spellEnd"/>
+            <w:r>
+              <w:rPr>
+                <w:rFonts w:ascii="Times New Roman" w:eastAsia="Times New Roman" w:hAnsi="Times New Roman" w:cs="Times New Roman"/>
+                <w:b/>
+                <w:i/>
+                <w:color w:val="000000"/>
+                <w:sz w:val="24"/>
+                <w:szCs w:val="24"/>
+                <w:lang w:val="en-US"/>
+              </w:rPr>
+              <w:t xml:space="preserve"> </w:t>
+            </w:r>
+            <w:proofErr w:type="spellStart"/>
+            <w:r>
+              <w:rPr>
+                <w:rFonts w:ascii="Times New Roman" w:eastAsia="Times New Roman" w:hAnsi="Times New Roman" w:cs="Times New Roman"/>
+                <w:b/>
+                <w:i/>
+                <w:color w:val="000000"/>
+                <w:sz w:val="24"/>
+                <w:szCs w:val="24"/>
+                <w:lang w:val="en-US"/>
+              </w:rPr>
+              <w:t>hủy</w:t>
+            </w:r>
+            <w:proofErr w:type="spellEnd"/>
+            <w:r>
+              <w:rPr>
+                <w:rFonts w:ascii="Times New Roman" w:eastAsia="Times New Roman" w:hAnsi="Times New Roman" w:cs="Times New Roman"/>
+                <w:b/>
+                <w:i/>
+                <w:color w:val="000000"/>
+                <w:sz w:val="24"/>
+                <w:szCs w:val="24"/>
+                <w:lang w:val="en-US"/>
+              </w:rPr>
+              <w:t xml:space="preserve"> </w:t>
+            </w:r>
+            <w:proofErr w:type="spellStart"/>
+            <w:r>
+              <w:rPr>
+                <w:rFonts w:ascii="Times New Roman" w:eastAsia="Times New Roman" w:hAnsi="Times New Roman" w:cs="Times New Roman"/>
+                <w:b/>
+                <w:i/>
+                <w:color w:val="000000"/>
+                <w:sz w:val="24"/>
+                <w:szCs w:val="24"/>
+                <w:lang w:val="en-US"/>
+              </w:rPr>
+              <w:t>đơn</w:t>
+            </w:r>
+            <w:proofErr w:type="spellEnd"/>
+            <w:r>
+              <w:rPr>
+                <w:rFonts w:ascii="Times New Roman" w:eastAsia="Times New Roman" w:hAnsi="Times New Roman" w:cs="Times New Roman"/>
+                <w:b/>
+                <w:i/>
+                <w:color w:val="000000"/>
+                <w:sz w:val="24"/>
+                <w:szCs w:val="24"/>
+                <w:lang w:val="en-US"/>
+              </w:rPr>
+              <w:t xml:space="preserve"> = 1-(B)/(A)</w:t>
+            </w:r>
+          </w:p>
+        </w:tc>
+      </w:tr>
+      <w:tr>
+        <w:tc>
+          <w:tcPr>
+            <w:tcW w:w="3013" w:type="dxa"/>
+          </w:tcPr>
+          <w:p>
+            <w:pPr>
+              <w:rPr>
+                <w:rFonts w:ascii="Times New Roman" w:eastAsia="Times New Roman" w:hAnsi="Times New Roman" w:cs="Times New Roman"/>
+                <w:b/>
+                <w:i/>
+                <w:color w:val="000000"/>
+                <w:sz w:val="24"/>
+                <w:szCs w:val="24"/>
+                <w:lang w:val="en-US"/>
+              </w:rPr>
+            </w:pPr>
+            <w:r>
+              <w:rPr>
+                <w:rFonts w:ascii="Times New Roman" w:eastAsia="Times New Roman" w:hAnsi="Times New Roman" w:cs="Times New Roman"/>
+                <w:b/>
+                <w:i/>
+                <w:color w:val="000000"/>
+                <w:sz w:val="24"/>
+                <w:szCs w:val="24"/>
+                <w:lang w:val="en-US"/>
+              </w:rPr>
+              <w:t>{{brand.gmv_estimated}}</w:t>
+            </w:r>
+          </w:p>
+        </w:tc>
+        <w:tc>
+          <w:tcPr>
+            <w:tcW w:w="3013" w:type="dxa"/>
+          </w:tcPr>
+          <w:p>
+            <w:pPr>
+              <w:rPr>
+                <w:rFonts w:ascii="Times New Roman" w:eastAsia="Times New Roman" w:hAnsi="Times New Roman" w:cs="Times New Roman"/>
+                <w:b/>
+                <w:i/>
+                <w:color w:val="000000"/>
+                <w:sz w:val="24"/>
+                <w:szCs w:val="24"/>
+                <w:lang w:val="en-US"/>
+              </w:rPr>
+            </w:pPr>
+            <w:r>
+              <w:rPr>
+                <w:rFonts w:ascii="Times New Roman" w:eastAsia="Times New Roman" w:hAnsi="Times New Roman" w:cs="Times New Roman"/>
+                <w:b/>
+                <w:i/>
+                <w:color w:val="000000"/>
+                <w:sz w:val="24"/>
+                <w:szCs w:val="24"/>
+                <w:lang w:val="en-US"/>
+              </w:rPr>
+              <w:t>{{brand.nmv}}</w:t>
+            </w:r>
+          </w:p>
+        </w:tc>
+        <w:tc>
+          <w:tcPr>
+            <w:tcW w:w="3014" w:type="dxa"/>
+          </w:tcPr>
+          <w:p>
+            <w:pPr>
+              <w:rPr>
+                <w:rFonts w:ascii="Times New Roman" w:eastAsia="Times New Roman" w:hAnsi="Times New Roman" w:cs="Times New Roman"/>
+                <w:b/>
+                <w:i/>
+                <w:color w:val="000000"/>
+                <w:sz w:val="24"/>
+                <w:szCs w:val="24"/>
+                <w:lang w:val="en-US"/>
+              </w:rPr>
+            </w:pPr>
+            <w:r>
+              <w:rPr>
+                <w:rFonts w:ascii="Times New Roman" w:eastAsia="Times New Roman" w:hAnsi="Times New Roman" w:cs="Times New Roman"/>
+                <w:b/>
+                <w:i/>
+                <w:color w:val="000000"/>
+                <w:sz w:val="24"/>
+                <w:szCs w:val="24"/>
+                <w:lang w:val="en-US"/>
+              </w:rPr>
+              <w:t>{{brand.cancellation_rate_pct}}</w:t>
+            </w:r>
+          </w:p>
+        </w:tc>
+      </w:tr>
+    </w:tbl>
+    <w:p>
+      <w:r>
+        <w:t>{{brand_section_end}}</w:t>
       </w:r>
     </w:p>
     <w:tbl>

--- a/backend/templates/bbnt_sassy_fb_nonop.v2.docx
+++ b/backend/templates/bbnt_sassy_fb_nonop.v2.docx
@@ -1809,6 +1809,11 @@
         <w:t>{{brand_section_end}}</w:t>
       </w:r>
     </w:p>
+    <w:p>
+      <w:r>
+        <w:t>{{summary_section_start}}</w:t>
+      </w:r>
+    </w:p>
     <w:tbl>
       <w:tblPr>
         <w:tblStyle w:val="a0"/>
@@ -2154,6 +2159,11 @@
           <w:lang w:val="en-US"/>
         </w:rPr>
       </w:pPr>
+    </w:p>
+    <w:p>
+      <w:r>
+        <w:t>{{summary_section_end}}</w:t>
+      </w:r>
     </w:p>
     <w:tbl>
       <w:tblPr>
